--- a/atelier/atelier_043.docx
+++ b/atelier/atelier_043.docx
@@ -394,7 +394,7 @@
           </w:tcPr>
           <w:p>
             <w:r>
-              <w:t xml:space="preserve">Premiers partages réalisés et réservoir d'expertises (ateliers #41, #42)</w:t>
+              <w:t xml:space="preserve">Premiers partages réalisés et réservoir d'expertises</w:t>
             </w:r>
           </w:p>
         </w:tc>
@@ -413,7 +413,7 @@
         <w:spacing w:after="120"/>
       </w:pPr>
       <w:r>
-        <w:t xml:space="preserve">La squad a fait des partages — un lightning talk, peut-être deux — et elle dispose d'un réservoir de sujets (#42). Mais ces partages restent ponctuels : ils dépendent d'une bonne volonté du moment, d'un créneau qui se libère, de quelqu'un qui y pense. Or un partage occasionnel ne crée pas de culture de partage : pour que la transmission devienne un réflexe de la squad et un rendez-vous attendu par les autres équipes, il faut un rythme. Le sujet de cet atelier est d'instaurer un REX (retour d'expérience) trimestriel : un format court et régulier, inscrit dans le calendrier, qui transforme le partage d'occasionnel en rituel et garantit que la squad transmet son savoir de façon prévisible.</w:t>
+        <w:t xml:space="preserve">La squad a fait des partages — un lightning talk, peut-être deux — et elle dispose d'un réservoir de sujets. Mais ces partages restent ponctuels : ils dépendent d'une bonne volonté du moment, d'un créneau qui se libère, de quelqu'un qui y pense. Or un partage occasionnel ne crée pas de culture de partage : pour que la transmission devienne un réflexe de la squad et un rendez-vous attendu par les autres équipes, il faut un rythme. Le sujet de cet atelier est d'instaurer un REX (retour d'expérience) trimestriel : un format court et régulier, inscrit dans le calendrier, qui transforme le partage d'occasionnel en rituel et garantit que la squad transmet son savoir de façon prévisible.</w:t>
       </w:r>
     </w:p>
     <w:p>
@@ -489,7 +489,7 @@
         </w:numPr>
       </w:pPr>
       <w:r>
-        <w:t xml:space="preserve">Un format court et défini : un REX n'est pas une grande conférence. Quelques retours d'expérience courts (sur le modèle des lightning talks #41), une heure maximum. La brièveté est ce qui rend le rituel tenable dans la durée.</w:t>
+        <w:t xml:space="preserve">Un format court et défini : un REX n'est pas une grande conférence. Quelques retours d'expérience courts (sur le modèle des lightning talks), une heure maximum. La brièveté est ce qui rend le rituel tenable dans la durée.</w:t>
       </w:r>
     </w:p>
     <w:p>
@@ -513,7 +513,7 @@
         </w:numPr>
       </w:pPr>
       <w:r>
-        <w:t xml:space="preserve">Piocher les sujets dans le réservoir d'expertises (#42) : ne pas chercher de quoi parler à chaque fois, mais sélectionner dans la cartographie déjà constituée. Le réservoir alimente le REX, le REX vide et renouvelle le réservoir.</w:t>
+        <w:t xml:space="preserve">Piocher les sujets dans le réservoir d'expertises : ne pas chercher de quoi parler à chaque fois, mais sélectionner dans la cartographie déjà constituée. Le réservoir alimente le REX, le REX vide et renouvelle le réservoir.</w:t>
       </w:r>
     </w:p>
     <w:p>
@@ -541,7 +541,7 @@
         <w:spacing w:after="120"/>
       </w:pPr>
       <w:r>
-        <w:t xml:space="preserve">À la sortie, la squad a défini le format de son REX trimestriel (court, quelques retours d'expérience), a bloqué les dates récurrentes dans le calendrier, et a convenu de piocher les sujets dans son réservoir d'expertises (#42) avec une rotation des présentateurs et un garant. Le partage passe d'occasionnel à rituel régulier, attendu par les autres équipes et entretenu par un rythme.</w:t>
+        <w:t xml:space="preserve">À la sortie, la squad a défini le format de son REX trimestriel (court, quelques retours d'expérience), a bloqué les dates récurrentes dans le calendrier, et a convenu de piocher les sujets dans son réservoir d'expertises avec une rotation des présentateurs et un garant. Le partage passe d'occasionnel à rituel régulier, attendu par les autres équipes et entretenu par un rythme.</w:t>
       </w:r>
     </w:p>
     <w:p>
@@ -608,7 +608,7 @@
         </w:numPr>
       </w:pPr>
       <w:r>
-        <w:t xml:space="preserve">Zone « Sujets du prochain REX » — quelques sujets piochés dans le réservoir d'expertises (#42) pour amorcer.</w:t>
+        <w:t xml:space="preserve">Zone « Sujets du prochain REX » — quelques sujets piochés dans le réservoir d'expertises pour amorcer.</w:t>
       </w:r>
     </w:p>
     <w:p>
@@ -676,7 +676,7 @@
         </w:numPr>
       </w:pPr>
       <w:r>
-        <w:t xml:space="preserve">(10 min) Choisir les premiers sujets — on pioche dans le réservoir d'expertises (#42) les sujets du prochain REX.</w:t>
+        <w:t xml:space="preserve">(10 min) Choisir les premiers sujets — on pioche dans le réservoir d'expertises les sujets du prochain REX.</w:t>
       </w:r>
     </w:p>
     <w:p>
